--- a/Docs/TechTask/ТЗ 0.0.11.docx
+++ b/Docs/TechTask/ТЗ 0.0.11.docx
@@ -25,262 +25,253 @@
         <w:t>.</w:t>
       </w:r>
       <w:r>
-        <w:t>9</w:t>
+        <w:t>11</w:t>
       </w:r>
       <w:r>
         <w:t>. Подготовка к релизу 0.0.</w:t>
       </w:r>
       <w:r>
-        <w:rPr>
-          <w:lang w:val="en-US"/>
-        </w:rPr>
-        <w:t>5</w:t>
-      </w:r>
-      <w:r>
-        <w:t>.</w:t>
-      </w:r>
-    </w:p>
-    <w:p>
-      <w:pPr>
-        <w:spacing w:after="0" w:line="360" w:lineRule="auto"/>
-        <w:ind w:firstLine="709"/>
-        <w:jc w:val="both"/>
-      </w:pPr>
-    </w:p>
-    <w:p>
-      <w:pPr>
-        <w:pStyle w:val="1"/>
-      </w:pPr>
-      <w:r>
-        <w:t>1. Описание</w:t>
-      </w:r>
-    </w:p>
-    <w:p>
-      <w:pPr>
-        <w:spacing w:after="0" w:line="360" w:lineRule="auto"/>
-        <w:ind w:firstLine="709"/>
-        <w:jc w:val="both"/>
-      </w:pPr>
-    </w:p>
-    <w:p>
-      <w:pPr>
-        <w:spacing w:after="0" w:line="360" w:lineRule="auto"/>
-        <w:ind w:firstLine="709"/>
-        <w:jc w:val="both"/>
-      </w:pPr>
-      <w:proofErr w:type="spellStart"/>
-      <w:r>
-        <w:t>Рефакторинг</w:t>
-      </w:r>
-      <w:proofErr w:type="spellEnd"/>
-      <w:r>
-        <w:t>, юнит-тесты, интеграционные тесты, релиз.</w:t>
-      </w:r>
-    </w:p>
-    <w:p>
-      <w:pPr>
-        <w:spacing w:after="0" w:line="360" w:lineRule="auto"/>
-        <w:ind w:firstLine="709"/>
-        <w:jc w:val="both"/>
-      </w:pPr>
-    </w:p>
-    <w:p>
-      <w:pPr>
-        <w:pStyle w:val="1"/>
-      </w:pPr>
-      <w:r>
-        <w:t>2. Работы</w:t>
-      </w:r>
-    </w:p>
-    <w:p>
-      <w:pPr>
-        <w:spacing w:after="0" w:line="360" w:lineRule="auto"/>
-        <w:ind w:firstLine="709"/>
-        <w:jc w:val="both"/>
-      </w:pPr>
-    </w:p>
-    <w:p>
-      <w:pPr>
-        <w:spacing w:after="0" w:line="360" w:lineRule="auto"/>
-        <w:ind w:firstLine="709"/>
-        <w:jc w:val="both"/>
-      </w:pPr>
-      <w:r>
-        <w:t xml:space="preserve">- провести </w:t>
-      </w:r>
-      <w:r>
-        <w:t xml:space="preserve">выборочный </w:t>
-      </w:r>
-      <w:proofErr w:type="spellStart"/>
-      <w:r>
-        <w:t>рефакторинг</w:t>
-      </w:r>
-      <w:proofErr w:type="spellEnd"/>
-      <w:r>
-        <w:t xml:space="preserve"> </w:t>
-      </w:r>
-      <w:r>
-        <w:t>кода (10 случайных классов)</w:t>
-      </w:r>
-      <w:r>
-        <w:t>;</w:t>
-      </w:r>
-    </w:p>
-    <w:p>
-      <w:pPr>
-        <w:spacing w:after="0" w:line="360" w:lineRule="auto"/>
-        <w:ind w:firstLine="709"/>
-        <w:jc w:val="both"/>
-      </w:pPr>
-      <w:r>
-        <w:t xml:space="preserve">- написать юнит-тесты на </w:t>
-      </w:r>
-      <w:r>
-        <w:t>новые и изменившиеся методы, в случае необходимости актуализировать старые</w:t>
-      </w:r>
-      <w:r>
-        <w:t>;</w:t>
-      </w:r>
-    </w:p>
-    <w:p>
-      <w:pPr>
-        <w:spacing w:after="0" w:line="360" w:lineRule="auto"/>
-        <w:ind w:firstLine="709"/>
-        <w:jc w:val="both"/>
-      </w:pPr>
-      <w:r>
-        <w:t xml:space="preserve">- написать интеграционные тесты </w:t>
-      </w:r>
-      <w:r>
-        <w:t xml:space="preserve">на новые и изменившиеся методы </w:t>
-      </w:r>
-      <w:r>
-        <w:t>контроллеров</w:t>
-      </w:r>
-      <w:r>
-        <w:t>;</w:t>
-      </w:r>
-    </w:p>
-    <w:p>
-      <w:pPr>
-        <w:spacing w:after="0" w:line="360" w:lineRule="auto"/>
-        <w:ind w:firstLine="709"/>
-        <w:jc w:val="both"/>
-      </w:pPr>
-      <w:r>
-        <w:t>- раскатить на тестовой среде;</w:t>
-      </w:r>
-    </w:p>
-    <w:p>
-      <w:pPr>
-        <w:spacing w:after="0" w:line="360" w:lineRule="auto"/>
-        <w:ind w:firstLine="709"/>
-        <w:jc w:val="both"/>
-      </w:pPr>
-      <w:r>
-        <w:t xml:space="preserve">- </w:t>
-      </w:r>
-      <w:r>
-        <w:t>провести ручное тестирование доработок и исправлений</w:t>
-      </w:r>
-      <w:r>
-        <w:t>;</w:t>
-      </w:r>
-    </w:p>
-    <w:p>
-      <w:pPr>
-        <w:spacing w:after="0" w:line="360" w:lineRule="auto"/>
-        <w:ind w:firstLine="709"/>
-        <w:jc w:val="both"/>
-      </w:pPr>
-      <w:r>
-        <w:t xml:space="preserve">- </w:t>
-      </w:r>
-      <w:r>
-        <w:t>внести правки по результатам тестирования;</w:t>
-      </w:r>
-    </w:p>
-    <w:p>
-      <w:pPr>
-        <w:spacing w:after="0" w:line="360" w:lineRule="auto"/>
-        <w:ind w:firstLine="709"/>
-        <w:jc w:val="both"/>
-      </w:pPr>
-      <w:r>
-        <w:t xml:space="preserve">- создать </w:t>
-      </w:r>
-      <w:proofErr w:type="spellStart"/>
-      <w:r>
-        <w:t>релизную</w:t>
-      </w:r>
-      <w:proofErr w:type="spellEnd"/>
-      <w:r>
-        <w:t xml:space="preserve"> ветку;</w:t>
-      </w:r>
-    </w:p>
-    <w:p>
-      <w:pPr>
-        <w:spacing w:after="0" w:line="360" w:lineRule="auto"/>
-        <w:ind w:firstLine="709"/>
-        <w:jc w:val="both"/>
-      </w:pPr>
-      <w:r>
-        <w:t>- раскатить на продуктовой среде.</w:t>
-      </w:r>
-    </w:p>
-    <w:p>
-      <w:pPr>
-        <w:spacing w:after="0" w:line="360" w:lineRule="auto"/>
-        <w:ind w:firstLine="709"/>
-        <w:jc w:val="both"/>
-      </w:pPr>
-    </w:p>
-    <w:p>
-      <w:pPr>
-        <w:pStyle w:val="1"/>
-      </w:pPr>
-      <w:r>
-        <w:t>4. Этапы разработки</w:t>
-      </w:r>
-    </w:p>
-    <w:p/>
-    <w:p>
-      <w:pPr>
-        <w:spacing w:after="0" w:line="360" w:lineRule="auto"/>
-        <w:jc w:val="both"/>
-      </w:pPr>
-      <w:r>
-        <w:t>0.0.</w:t>
-      </w:r>
-      <w:r>
-        <w:rPr>
-          <w:lang w:val="en-US"/>
-        </w:rPr>
-        <w:t>9</w:t>
-      </w:r>
-      <w:r>
-        <w:t xml:space="preserve">.1. </w:t>
-      </w:r>
-      <w:proofErr w:type="spellStart"/>
-      <w:r>
-        <w:t>Рефакторинг</w:t>
-      </w:r>
-      <w:proofErr w:type="spellEnd"/>
-      <w:r>
-        <w:t>:</w:t>
-      </w:r>
-    </w:p>
-    <w:p>
+        <w:t>6</w:t>
+      </w:r>
       <w:bookmarkStart w:id="0" w:name="_GoBack"/>
       <w:bookmarkEnd w:id="0"/>
       <w:r>
+        <w:t>.</w:t>
+      </w:r>
+    </w:p>
+    <w:p>
+      <w:pPr>
+        <w:spacing w:after="0" w:line="360" w:lineRule="auto"/>
+        <w:ind w:firstLine="709"/>
+        <w:jc w:val="both"/>
+      </w:pPr>
+    </w:p>
+    <w:p>
+      <w:pPr>
+        <w:pStyle w:val="1"/>
+      </w:pPr>
+      <w:r>
+        <w:t>1. Описание</w:t>
+      </w:r>
+    </w:p>
+    <w:p>
+      <w:pPr>
+        <w:spacing w:after="0" w:line="360" w:lineRule="auto"/>
+        <w:ind w:firstLine="709"/>
+        <w:jc w:val="both"/>
+      </w:pPr>
+    </w:p>
+    <w:p>
+      <w:pPr>
+        <w:spacing w:after="0" w:line="360" w:lineRule="auto"/>
+        <w:ind w:firstLine="709"/>
+        <w:jc w:val="both"/>
+      </w:pPr>
+      <w:proofErr w:type="spellStart"/>
+      <w:r>
+        <w:t>Рефакторинг</w:t>
+      </w:r>
+      <w:proofErr w:type="spellEnd"/>
+      <w:r>
+        <w:t>, юнит-тесты, интеграционные тесты, релиз.</w:t>
+      </w:r>
+    </w:p>
+    <w:p>
+      <w:pPr>
+        <w:spacing w:after="0" w:line="360" w:lineRule="auto"/>
+        <w:ind w:firstLine="709"/>
+        <w:jc w:val="both"/>
+      </w:pPr>
+    </w:p>
+    <w:p>
+      <w:pPr>
+        <w:pStyle w:val="1"/>
+      </w:pPr>
+      <w:r>
+        <w:t>2. Работы</w:t>
+      </w:r>
+    </w:p>
+    <w:p>
+      <w:pPr>
+        <w:spacing w:after="0" w:line="360" w:lineRule="auto"/>
+        <w:ind w:firstLine="709"/>
+        <w:jc w:val="both"/>
+      </w:pPr>
+    </w:p>
+    <w:p>
+      <w:pPr>
+        <w:spacing w:after="0" w:line="360" w:lineRule="auto"/>
+        <w:ind w:firstLine="709"/>
+        <w:jc w:val="both"/>
+      </w:pPr>
+      <w:r>
+        <w:t xml:space="preserve">- провести </w:t>
+      </w:r>
+      <w:r>
+        <w:t xml:space="preserve">выборочный </w:t>
+      </w:r>
+      <w:proofErr w:type="spellStart"/>
+      <w:r>
+        <w:t>рефакторинг</w:t>
+      </w:r>
+      <w:proofErr w:type="spellEnd"/>
+      <w:r>
+        <w:t xml:space="preserve"> </w:t>
+      </w:r>
+      <w:r>
+        <w:t>кода (10 случайных классов)</w:t>
+      </w:r>
+      <w:r>
+        <w:t>;</w:t>
+      </w:r>
+    </w:p>
+    <w:p>
+      <w:pPr>
+        <w:spacing w:after="0" w:line="360" w:lineRule="auto"/>
+        <w:ind w:firstLine="709"/>
+        <w:jc w:val="both"/>
+      </w:pPr>
+      <w:r>
+        <w:t xml:space="preserve">- написать юнит-тесты на </w:t>
+      </w:r>
+      <w:r>
+        <w:t>новые и изменившиеся методы, в случае необходимости актуализировать старые</w:t>
+      </w:r>
+      <w:r>
+        <w:t>;</w:t>
+      </w:r>
+    </w:p>
+    <w:p>
+      <w:pPr>
+        <w:spacing w:after="0" w:line="360" w:lineRule="auto"/>
+        <w:ind w:firstLine="709"/>
+        <w:jc w:val="both"/>
+      </w:pPr>
+      <w:r>
+        <w:t xml:space="preserve">- написать интеграционные тесты </w:t>
+      </w:r>
+      <w:r>
+        <w:t xml:space="preserve">на новые и изменившиеся методы </w:t>
+      </w:r>
+      <w:r>
+        <w:t>контроллеров</w:t>
+      </w:r>
+      <w:r>
+        <w:t>;</w:t>
+      </w:r>
+    </w:p>
+    <w:p>
+      <w:pPr>
+        <w:spacing w:after="0" w:line="360" w:lineRule="auto"/>
+        <w:ind w:firstLine="709"/>
+        <w:jc w:val="both"/>
+      </w:pPr>
+      <w:r>
+        <w:t>- раскатить на тестовой среде;</w:t>
+      </w:r>
+    </w:p>
+    <w:p>
+      <w:pPr>
+        <w:spacing w:after="0" w:line="360" w:lineRule="auto"/>
+        <w:ind w:firstLine="709"/>
+        <w:jc w:val="both"/>
+      </w:pPr>
+      <w:r>
+        <w:t xml:space="preserve">- </w:t>
+      </w:r>
+      <w:r>
+        <w:t>провести ручное тестирование доработок и исправлений</w:t>
+      </w:r>
+      <w:r>
+        <w:t>;</w:t>
+      </w:r>
+    </w:p>
+    <w:p>
+      <w:pPr>
+        <w:spacing w:after="0" w:line="360" w:lineRule="auto"/>
+        <w:ind w:firstLine="709"/>
+        <w:jc w:val="both"/>
+      </w:pPr>
+      <w:r>
+        <w:t xml:space="preserve">- </w:t>
+      </w:r>
+      <w:r>
+        <w:t>внести правки по результатам тестирования;</w:t>
+      </w:r>
+    </w:p>
+    <w:p>
+      <w:pPr>
+        <w:spacing w:after="0" w:line="360" w:lineRule="auto"/>
+        <w:ind w:firstLine="709"/>
+        <w:jc w:val="both"/>
+      </w:pPr>
+      <w:r>
+        <w:t xml:space="preserve">- создать </w:t>
+      </w:r>
+      <w:proofErr w:type="spellStart"/>
+      <w:r>
+        <w:t>релизную</w:t>
+      </w:r>
+      <w:proofErr w:type="spellEnd"/>
+      <w:r>
+        <w:t xml:space="preserve"> ветку;</w:t>
+      </w:r>
+    </w:p>
+    <w:p>
+      <w:pPr>
+        <w:spacing w:after="0" w:line="360" w:lineRule="auto"/>
+        <w:ind w:firstLine="709"/>
+        <w:jc w:val="both"/>
+      </w:pPr>
+      <w:r>
+        <w:t>- раскатить на продуктовой среде.</w:t>
+      </w:r>
+    </w:p>
+    <w:p>
+      <w:pPr>
+        <w:spacing w:after="0" w:line="360" w:lineRule="auto"/>
+        <w:ind w:firstLine="709"/>
+        <w:jc w:val="both"/>
+      </w:pPr>
+    </w:p>
+    <w:p>
+      <w:pPr>
+        <w:pStyle w:val="1"/>
+      </w:pPr>
+      <w:r>
+        <w:t>4. Этапы разработки</w:t>
+      </w:r>
+    </w:p>
+    <w:p/>
+    <w:p>
+      <w:pPr>
+        <w:spacing w:after="0" w:line="360" w:lineRule="auto"/>
+        <w:jc w:val="both"/>
+      </w:pPr>
+      <w:r>
         <w:t>0.0.</w:t>
       </w:r>
       <w:r>
-        <w:rPr>
-          <w:lang w:val="en-US"/>
-        </w:rPr>
-        <w:t>9</w:t>
+        <w:t>11</w:t>
+      </w:r>
+      <w:r>
+        <w:t xml:space="preserve">.1. </w:t>
+      </w:r>
+      <w:proofErr w:type="spellStart"/>
+      <w:r>
+        <w:t>Рефакторинг</w:t>
+      </w:r>
+      <w:proofErr w:type="spellEnd"/>
+      <w:r>
+        <w:t>:</w:t>
+      </w:r>
+    </w:p>
+    <w:p>
+      <w:r>
+        <w:t>0.0.</w:t>
+      </w:r>
+      <w:r>
+        <w:t>11</w:t>
       </w:r>
       <w:r>
         <w:t>.</w:t>
